--- a/10.14媒体信息摘报.docx
+++ b/10.14媒体信息摘报.docx
@@ -171,7 +171,7 @@
           <w:b w:val="0"/>
           <w:sz w:val="32"/>
         </w:rPr>
-        <w:t>一是智能装备重塑产品竞争力。当地企业自研芯片自动识别面料厚薄，搭载AI视觉系统精准捕捉手势，人形机器人独立完成均匀走线，“快反王”设备使工作效率提升30%，推动缝纫机从“铁疙瘩”升级为“智能终端”。</w:t>
+        <w:t>一是智能装备重塑产品竞争力。当地企业自研芯片自动识别面料厚薄，搭载AI视觉系统精准捕捉手势，人形机器人独立完成均匀走线，“快反王”设备使工作效率提升30%，推动缝纫机从“铁疙瘩”升级为“智能终端”，相关报道经央视播出后冲上热搜。</w:t>
       </w:r>
       <w:r>
         <w:br/>
@@ -182,7 +182,7 @@
           <w:b w:val="0"/>
           <w:sz w:val="32"/>
         </w:rPr>
-        <w:t>二是全产业链协同构筑集群优势。台州聚集1500多家缝制装备相关企业，覆盖整机、零部件到数字化系统，形成完整产业生态，从卖产品转向卖解决方案、从输出硬件转向打包软件，激活“集群出海”新动能。</w:t>
+        <w:t>二是全产业链协同构筑集群优势。台州聚集1500多家缝制装备相关企业，覆盖整机、零部件到数字化系统，形成完整产业生态，从卖产品转向卖解决方案、从输出硬件转向打包软件，通过强链补链延链激活“集群出海”新动能。</w:t>
       </w:r>
       <w:r>
         <w:br/>
@@ -193,7 +193,7 @@
           <w:b w:val="0"/>
           <w:sz w:val="32"/>
         </w:rPr>
-        <w:t>三是强化新质生产力认知导向。当地坚持将技术“揉”进传统产线，证明传统产业是新质生产力的土壤而非“绝缘体”，避免断裂式“弃旧图新”，以融合式“向新而行”锻造不可替代的竞争优势。</w:t>
+        <w:t>三是坚持融合式“向新而行”导向。当地摒弃断裂式“弃旧图新”，将技术“揉”进传统产线，证明传统产业是新质生产力的土壤而非“绝缘体”，以“技术—场景”双向匹配锻造不可替代的竞争优势。</w:t>
       </w:r>
       <w:r>
         <w:br/>
@@ -204,7 +204,7 @@
           <w:b w:val="0"/>
           <w:sz w:val="32"/>
         </w:rPr>
-        <w:t>台州每年近400万台缝制设备销往100多个国家和地区；2026年上半年中国缝制机械产品累计出口额20.53亿美元，同比增长2.69%。</w:t>
+        <w:t>台州每年近400万台缝制设备销往100多个国家和地区；2026年上半年中国缝制机械产品累计出口额20.53亿美元，同比增长2.69%，成为“中国制造”出海新名片。</w:t>
       </w:r>
     </w:p>
     <w:p>
@@ -300,7 +300,7 @@
           <w:b w:val="0"/>
           <w:sz w:val="32"/>
         </w:rPr>
-        <w:t>二是推动产能合作从单点向链条输出。建设中阿（联酋）产能合作示范园、苏锡常国际产能合作示范城市，支持徐工集团等企业在共建国家设立研发中心与产品经理队伍，实现从销售产品到产业链、供应链、价值链整体输出。</w:t>
+        <w:t>二是推动产能合作从单点向链条输出。建设中阿（联酋）产能合作示范园、苏锡常国际产能合作示范城市，莱赛尔纤维项目规划总投资110亿元、二期单线产能7.5万吨刷新世界纪录；徐工集团在共建国家设立研发中心与产品经理队伍，实现从销售产品到产业链、供应链、价值链整体输出。</w:t>
       </w:r>
       <w:r>
         <w:br/>
@@ -311,7 +311,7 @@
           <w:b w:val="0"/>
           <w:sz w:val="32"/>
         </w:rPr>
-        <w:t>三是政策服务从“企业找政策”转向“政策找企业”。出台外贸稳增长22条、稳外贸稳就业12条、稳外资22条，在全国率先编制《企业内外贸一体化标准衔接指南》；建立政企月度对接机制与“全程相伴”江苏走出去综合服务平台，提供项目备案、法律咨询、风险预警等线上服务。</w:t>
+        <w:t>三是政策服务从“企业找政策”转向“政策找企业”。出台外贸稳增长22条、稳外贸稳就业12条、稳外资22条，在全国率先编制《企业内外贸一体化标准衔接指南》；建立政企月度对接机制与“全程相伴”江苏走出去综合服务平台，提供项目备案、法律咨询、风险预警等线上服务，政策性出口信保“十四五”以来支持对共建国家出口投资2000多亿美元。</w:t>
       </w:r>
       <w:r>
         <w:br/>
@@ -407,7 +407,7 @@
           <w:b w:val="0"/>
           <w:sz w:val="32"/>
         </w:rPr>
-        <w:t>一是明确平台核心功能定位。专板由陕西股权交易中心建设运营，确立“政策汇聚、资本对接、规范培育、上市孵化”四大核心功能，为专精特新企业提供高水平、全方位的上市孵化培育服务。</w:t>
+        <w:t>一是明确平台核心功能定位。专板是资本市场梯度培育中小企业专精特新发展的重要平台，由陕西股权交易中心建设运营，确立“政策汇聚、资本对接、规范培育、上市孵化”四大核心功能，让区域内企业“足不出户”即可获得高水平、全方位的上市孵化培育。</w:t>
       </w:r>
       <w:r>
         <w:br/>
@@ -418,7 +418,7 @@
           <w:b w:val="0"/>
           <w:sz w:val="32"/>
         </w:rPr>
-        <w:t>二是实现资本市场服务属地化下沉。咸阳专区由咸阳市工信局、金融协调服务中心主办，陕西股权交易中心、民生银行咸阳分行承办，让区域内专精特新企业“足不出户”即可对接资本市场，打通融资与规范培育“最后一公里”。</w:t>
+        <w:t>二是实现资本市场服务属地化下沉。咸阳专区由咸阳市工信局、金融协调服务中心主办，陕西股权交易中心、民生银行咸阳分行承办，打通融资与规范培育“最后一公里”，使专精特新企业就近对接资本市场。</w:t>
       </w:r>
       <w:r>
         <w:br/>
@@ -429,7 +429,7 @@
           <w:b w:val="0"/>
           <w:sz w:val="32"/>
         </w:rPr>
-        <w:t>三是形成可复制的分层服务体系。该专区为各市搭建属地化企业培育平台、完善分层服务体系发挥示范引领作用，助力咸阳市深化国家产融合作试点城市建设，服务“十五五”工业经济高质量发展。</w:t>
+        <w:t>三是形成可复制的分层服务体系。省工信厅介绍，该专区创新探索资本市场服务下沉、精准赋能地市产业发展新模式，为各市搭建属地化企业培育平台、完善分层服务体系发挥示范引领作用，助力咸阳市深化国家产融合作试点城市建设，服务“十五五”工业经济高质量发展。</w:t>
       </w:r>
       <w:r>
         <w:br/>
@@ -514,7 +514,7 @@
           <w:b w:val="0"/>
           <w:sz w:val="32"/>
         </w:rPr>
-        <w:t>广州市委金融办等部门联合印发《广州推行“园区贷”实施方案》，围绕四大方向提出10项任务，聚合金融资源为培育新质生产力、建设现代化产业体系注入动能。</w:t>
+        <w:t>广州市委金融办等部门联合印发《广州推行“园区贷”实施方案》，按照“政府搭台、园区承载、机构服务、企业受益”总体思路，围绕四大方向提出10项任务，聚合金融资源为培育新质生产力、建设现代化产业体系注入动能。</w:t>
       </w:r>
       <w:r>
         <w:br/>
@@ -536,7 +536,7 @@
           <w:b w:val="0"/>
           <w:sz w:val="32"/>
         </w:rPr>
-        <w:t>二是构建“贷股债担保租”六位一体体系。由主办银行联合基金、投资机构、证券公司等非银机构及园区运营方，分层分类匹配企业不同成长阶段金融需求，探索投贷联动、打造“股贷保”组合产品，依托广东区域性股权市场推广“认股权+园区”模式。</w:t>
+        <w:t>二是构建“贷股债担保租”六位一体体系。由主办银行联合基金、投资机构、证券公司等非银机构及园区运营方，分层分类匹配企业不同成长阶段金融需求，探索投贷联动、打造“股贷保”组合产品，依托广东区域性股权市场推广“认股权+园区”模式，支持成立园区综合金融服务中心打通落地“最后一公里”。</w:t>
       </w:r>
       <w:r>
         <w:br/>
@@ -558,7 +558,7 @@
           <w:b w:val="0"/>
           <w:sz w:val="32"/>
         </w:rPr>
-        <w:t>该方案为2025年4月推出的“益企共赢计划”进园区延伸，截至2026年9月末该计划累计签约企业超1600户、金额超560亿元。</w:t>
+        <w:t>该方案为2025年4月推出的“益企共赢计划”进园区延伸，初期优先选取产业集聚度高、运营管理良好的园区试点，截至2026年9月末该计划累计签约企业超1600户、金额超560亿元。</w:t>
       </w:r>
     </w:p>
     <w:p>

--- a/10.14媒体信息摘报.docx
+++ b/10.14媒体信息摘报.docx
@@ -204,7 +204,7 @@
           <w:b w:val="0"/>
           <w:sz w:val="32"/>
         </w:rPr>
-        <w:t>台州每年近400万台缝制设备销往100多个国家和地区；2026年上半年中国缝制机械产品累计出口额20.53亿美元，同比增长2.69%，成为“中国制造”出海新名片。</w:t>
+        <w:t>台州每年近400万台缝制设备销往100多个国家和地区；2026年上半年中国缝制机械产品累计出口额20.53亿美元，同比增长2.69%。台州缝制设备产业从“夕阳产业”标签中突围，依托数智赋能与集群协同，为中国传统制造业转型升级提供鲜活样本。</w:t>
       </w:r>
     </w:p>
     <w:p>
@@ -407,7 +407,7 @@
           <w:b w:val="0"/>
           <w:sz w:val="32"/>
         </w:rPr>
-        <w:t>一是明确平台核心功能定位。专板是资本市场梯度培育中小企业专精特新发展的重要平台，由陕西股权交易中心建设运营，确立“政策汇聚、资本对接、规范培育、上市孵化”四大核心功能，让区域内企业“足不出户”即可获得高水平、全方位的上市孵化培育。</w:t>
+        <w:t>一是明确平台核心功能定位。专板是资本市场梯度培育中小企业专精特新发展的重要平台，由陕西股权交易中心建设运营，确立“政策汇聚、资本对接、规范培育、上市孵化”四大核心功能，让区域内企业“足不出户”即可获得高水平、全方位的上市孵化培育。去年陕西“专精特新”专板开板，咸阳专区作为首个下沉地市专区，承接并延伸其政策汇聚、资本对接等核心功能。</w:t>
       </w:r>
       <w:r>
         <w:br/>

--- a/10.14媒体信息摘报.docx
+++ b/10.14媒体信息摘报.docx
@@ -204,7 +204,7 @@
           <w:b w:val="0"/>
           <w:sz w:val="32"/>
         </w:rPr>
-        <w:t>台州每年近400万台缝制设备销往100多个国家和地区；2026年上半年中国缝制机械产品累计出口额20.53亿美元，同比增长2.69%。台州缝制设备产业从“夕阳产业”标签中突围，依托数智赋能与集群协同，为中国传统制造业转型升级提供鲜活样本。</w:t>
+        <w:t>台州每年近400万台缝制设备销往100多个国家和地区；2026年上半年中国缝制机械产品累计出口额20.53亿美元，同比增长2.69%。台州缝制设备产业从“夕阳产业”标签中突围，依托数智赋能与集群协同，为中国传统制造业转型升级提供鲜活样本，相关做法具备较强可复制性。</w:t>
       </w:r>
     </w:p>
     <w:p>
@@ -440,7 +440,7 @@
           <w:b w:val="0"/>
           <w:sz w:val="32"/>
         </w:rPr>
-        <w:t>咸阳专区于10月10日举办上线暨企业挂牌仪式；陕西股权交易中心为省内唯一合法的区域性股权市场运营机构。</w:t>
+        <w:t>咸阳专区于10月10日举办上线暨企业挂牌仪式；陕西股权交易中心为省内唯一合法的区域性股权市场运营机构，为专板规范运行提供坚实保障。</w:t>
       </w:r>
     </w:p>
     <w:p>
